--- a/internal_doc/03.开发设计/lob/Story-LobTruncate.docx
+++ b/internal_doc/03.开发设计/lob/Story-LobTruncate.docx
@@ -290,6 +290,7 @@
     <w:p>
       <w:pPr>
         <w:rPr>
+          <w:rFonts w:hint="eastAsia"/>
           <w:color w:val="00B0F0"/>
         </w:rPr>
       </w:pPr>
@@ -382,180 +383,101 @@
         <w:rPr>
           <w:rFonts w:hint="eastAsia"/>
         </w:rPr>
-        <w:t>增加接口以</w:t>
-      </w:r>
-      <w:r>
-        <w:rPr>
-          <w:rFonts w:hint="eastAsia"/>
-        </w:rPr>
-        <w:t>C++</w:t>
-      </w:r>
-      <w:r>
-        <w:rPr>
-          <w:rFonts w:hint="eastAsia"/>
-        </w:rPr>
-        <w:t>驱动为例，其它驱动接口类似。</w:t>
+        <w:t>SequoiaDB Shell</w:t>
+      </w:r>
+      <w:r>
+        <w:rPr>
+          <w:rFonts w:hint="eastAsia"/>
+        </w:rPr>
+        <w:t>方法：</w:t>
       </w:r>
     </w:p>
     <w:p>
       <w:pPr>
-        <w:rPr>
-          <w:rFonts w:hint="eastAsia"/>
-        </w:rPr>
-      </w:pPr>
-      <w:r>
-        <w:rPr>
-          <w:rFonts w:hint="eastAsia"/>
-        </w:rPr>
-        <w:t xml:space="preserve">INT32 </w:t>
-      </w:r>
-      <w:r>
-        <w:rPr>
-          <w:rFonts w:hint="eastAsia"/>
-        </w:rPr>
-        <w:t>sdbCollection::truncate</w:t>
-      </w:r>
-      <w:r>
-        <w:rPr>
-          <w:rFonts w:hint="eastAsia"/>
-        </w:rPr>
-        <w:t>Lob(</w:t>
-      </w:r>
-      <w:r>
-        <w:t>const bson::OID &amp;oid</w:t>
-      </w:r>
-      <w:r>
-        <w:rPr>
-          <w:rFonts w:hint="eastAsia"/>
-        </w:rPr>
-        <w:t>, INT64</w:t>
-      </w:r>
-      <w:r>
-        <w:rPr>
-          <w:rFonts w:hint="eastAsia"/>
-        </w:rPr>
-        <w:t xml:space="preserve"> length);</w:t>
+        <w:ind w:leftChars="170" w:firstLineChars="200" w:firstLine="420"/>
+        <w:rPr>
+          <w:rFonts w:hint="eastAsia"/>
+        </w:rPr>
+      </w:pPr>
+      <w:r>
+        <w:t>db.collectionspace.collection</w:t>
+      </w:r>
+      <w:r>
+        <w:rPr>
+          <w:rFonts w:hint="eastAsia"/>
+        </w:rPr>
+        <w:t>.truncateLob(oid, length)</w:t>
       </w:r>
     </w:p>
     <w:p>
-      <w:r>
-        <w:rPr>
-          <w:rFonts w:hint="eastAsia"/>
-        </w:rPr>
-        <w:t>length</w:t>
-      </w:r>
-      <w:r>
-        <w:rPr>
-          <w:rFonts w:hint="eastAsia"/>
-        </w:rPr>
-        <w:t>小于</w:t>
-      </w:r>
-      <w:r>
-        <w:rPr>
-          <w:rFonts w:hint="eastAsia"/>
-        </w:rPr>
-        <w:t>LOB</w:t>
-      </w:r>
-      <w:r>
-        <w:rPr>
-          <w:rFonts w:hint="eastAsia"/>
-        </w:rPr>
-        <w:t>对象的大小时，将会删除超过</w:t>
-      </w:r>
-      <w:r>
-        <w:rPr>
-          <w:rFonts w:hint="eastAsia"/>
-        </w:rPr>
-        <w:t>length</w:t>
-      </w:r>
-      <w:r>
-        <w:rPr>
-          <w:rFonts w:hint="eastAsia"/>
-        </w:rPr>
-        <w:t>部分的数据；</w:t>
-      </w:r>
-      <w:r>
-        <w:rPr>
-          <w:rFonts w:hint="eastAsia"/>
-        </w:rPr>
-        <w:t>length</w:t>
-      </w:r>
-      <w:r>
-        <w:rPr>
-          <w:rFonts w:hint="eastAsia"/>
-        </w:rPr>
-        <w:t>大于</w:t>
-      </w:r>
-      <w:r>
-        <w:rPr>
-          <w:rFonts w:hint="eastAsia"/>
-        </w:rPr>
-        <w:t>等于</w:t>
-      </w:r>
-      <w:r>
-        <w:rPr>
-          <w:rFonts w:hint="eastAsia"/>
-        </w:rPr>
-        <w:t>LOB</w:t>
-      </w:r>
-      <w:r>
-        <w:rPr>
-          <w:rFonts w:hint="eastAsia"/>
-        </w:rPr>
-        <w:t>对象的大小时，</w:t>
-      </w:r>
-      <w:r>
-        <w:rPr>
-          <w:rFonts w:hint="eastAsia"/>
-        </w:rPr>
-        <w:t>LOB</w:t>
-      </w:r>
-      <w:r>
-        <w:rPr>
-          <w:rFonts w:hint="eastAsia"/>
-        </w:rPr>
-        <w:t>对象不变。</w:t>
-      </w:r>
+      <w:pPr>
+        <w:rPr>
+          <w:color w:val="00B0F0"/>
+        </w:rPr>
+      </w:pPr>
     </w:p>
     <w:p>
-      <w:pPr>
-        <w:pStyle w:val="Heading2"/>
-      </w:pPr>
-      <w:r>
-        <w:t>Story</w:t>
-      </w:r>
-      <w:r>
-        <w:rPr>
-          <w:rFonts w:hint="eastAsia"/>
-        </w:rPr>
-        <w:t>约束和依赖</w:t>
+      <w:r>
+        <w:rPr>
+          <w:rFonts w:hint="eastAsia"/>
+        </w:rPr>
+        <w:t>驱动</w:t>
+      </w:r>
+      <w:r>
+        <w:rPr>
+          <w:rFonts w:hint="eastAsia"/>
+        </w:rPr>
+        <w:t>增加接口以</w:t>
+      </w:r>
+      <w:r>
+        <w:rPr>
+          <w:rFonts w:hint="eastAsia"/>
+        </w:rPr>
+        <w:t>C++</w:t>
+      </w:r>
+      <w:r>
+        <w:rPr>
+          <w:rFonts w:hint="eastAsia"/>
+        </w:rPr>
+        <w:t>驱动为例，其它驱动接口类似：</w:t>
       </w:r>
     </w:p>
     <w:p>
       <w:pPr>
-        <w:rPr>
-          <w:color w:val="00B0F0"/>
-        </w:rPr>
-      </w:pPr>
-      <w:r>
-        <w:rPr>
-          <w:rFonts w:hint="eastAsia"/>
-          <w:color w:val="00B0F0"/>
-        </w:rPr>
-        <w:t>说明：简单描述</w:t>
-      </w:r>
-      <w:r>
-        <w:rPr>
-          <w:color w:val="00B0F0"/>
-        </w:rPr>
-        <w:t>Story</w:t>
-      </w:r>
-      <w:r>
-        <w:rPr>
-          <w:rFonts w:hint="eastAsia"/>
-          <w:color w:val="00B0F0"/>
-        </w:rPr>
-        <w:t>对其它功能的约束，以及对某些功能的依赖</w:t>
+        <w:ind w:leftChars="170" w:firstLineChars="200" w:firstLine="420"/>
+      </w:pPr>
+      <w:r>
+        <w:rPr>
+          <w:rFonts w:hint="eastAsia"/>
+        </w:rPr>
+        <w:t xml:space="preserve">INT32 </w:t>
+      </w:r>
+      <w:r>
+        <w:rPr>
+          <w:rFonts w:hint="eastAsia"/>
+        </w:rPr>
+        <w:t>sdbCollection::truncate</w:t>
+      </w:r>
+      <w:r>
+        <w:rPr>
+          <w:rFonts w:hint="eastAsia"/>
+        </w:rPr>
+        <w:t>Lob(</w:t>
+      </w:r>
+      <w:r>
+        <w:t>const bson::OID &amp;oid</w:t>
+      </w:r>
+      <w:r>
+        <w:rPr>
+          <w:rFonts w:hint="eastAsia"/>
+        </w:rPr>
+        <w:t>, INT64</w:t>
+      </w:r>
+      <w:r>
+        <w:rPr>
+          <w:rFonts w:hint="eastAsia"/>
+        </w:rPr>
+        <w:t xml:space="preserve"> length);</w:t>
       </w:r>
     </w:p>
     <w:p>
@@ -563,7 +485,79 @@
         <w:rPr>
           <w:rFonts w:hint="eastAsia"/>
         </w:rPr>
-        <w:t>无</w:t>
+        <w:t>length</w:t>
+      </w:r>
+      <w:r>
+        <w:rPr>
+          <w:rFonts w:hint="eastAsia"/>
+        </w:rPr>
+        <w:t>小于</w:t>
+      </w:r>
+      <w:r>
+        <w:rPr>
+          <w:rFonts w:hint="eastAsia"/>
+        </w:rPr>
+        <w:t>LOB</w:t>
+      </w:r>
+      <w:r>
+        <w:rPr>
+          <w:rFonts w:hint="eastAsia"/>
+        </w:rPr>
+        <w:t>对象的大小时，将会删除超过</w:t>
+      </w:r>
+      <w:r>
+        <w:rPr>
+          <w:rFonts w:hint="eastAsia"/>
+        </w:rPr>
+        <w:t>length</w:t>
+      </w:r>
+      <w:r>
+        <w:rPr>
+          <w:rFonts w:hint="eastAsia"/>
+        </w:rPr>
+        <w:t>部分的数据；</w:t>
+      </w:r>
+      <w:r>
+        <w:rPr>
+          <w:rFonts w:hint="eastAsia"/>
+        </w:rPr>
+        <w:t>length</w:t>
+      </w:r>
+      <w:r>
+        <w:rPr>
+          <w:rFonts w:hint="eastAsia"/>
+        </w:rPr>
+        <w:t>大于</w:t>
+      </w:r>
+      <w:r>
+        <w:rPr>
+          <w:rFonts w:hint="eastAsia"/>
+        </w:rPr>
+        <w:t>等于</w:t>
+      </w:r>
+      <w:r>
+        <w:rPr>
+          <w:rFonts w:hint="eastAsia"/>
+        </w:rPr>
+        <w:t>LOB</w:t>
+      </w:r>
+      <w:r>
+        <w:rPr>
+          <w:rFonts w:hint="eastAsia"/>
+        </w:rPr>
+        <w:t>对象的大小时，</w:t>
+      </w:r>
+      <w:r>
+        <w:rPr>
+          <w:rFonts w:hint="eastAsia"/>
+        </w:rPr>
+        <w:t>LOB</w:t>
+      </w:r>
+      <w:r>
+        <w:rPr>
+          <w:rFonts w:hint="eastAsia"/>
+        </w:rPr>
+        <w:t>对象不变。</w:t>
       </w:r>
     </w:p>
     <w:p>
@@ -571,143 +565,108 @@
         <w:pStyle w:val="Heading2"/>
       </w:pPr>
       <w:r>
-        <w:t xml:space="preserve">Story </w:t>
-      </w:r>
-      <w:r>
-        <w:rPr>
-          <w:rFonts w:hint="eastAsia"/>
-        </w:rPr>
-        <w:t>简单设计</w:t>
+        <w:t>Story</w:t>
+      </w:r>
+      <w:r>
+        <w:rPr>
+          <w:rFonts w:hint="eastAsia"/>
+        </w:rPr>
+        <w:t>约束和依赖</w:t>
       </w:r>
     </w:p>
     <w:p>
       <w:pPr>
-        <w:ind w:left="0"/>
-        <w:rPr>
-          <w:rFonts w:hint="eastAsia"/>
-        </w:rPr>
-      </w:pPr>
-      <w:r>
-        <w:rPr>
-          <w:rFonts w:hint="eastAsia"/>
-        </w:rPr>
-        <w:t>1.</w:t>
-      </w:r>
-      <w:r>
-        <w:rPr>
-          <w:rFonts w:hint="eastAsia"/>
-        </w:rPr>
-        <w:t xml:space="preserve"> </w:t>
-      </w:r>
-      <w:r>
-        <w:rPr>
-          <w:rFonts w:hint="eastAsia"/>
-        </w:rPr>
-        <w:t>增加</w:t>
-      </w:r>
-      <w:r>
-        <w:rPr>
-          <w:rFonts w:hint="eastAsia"/>
-        </w:rPr>
-        <w:t>truncate</w:t>
-      </w:r>
-      <w:r>
-        <w:rPr>
-          <w:rFonts w:hint="eastAsia"/>
-        </w:rPr>
-        <w:t>模式</w:t>
+        <w:rPr>
+          <w:color w:val="00B0F0"/>
+        </w:rPr>
+      </w:pPr>
+      <w:r>
+        <w:rPr>
+          <w:rFonts w:hint="eastAsia"/>
+          <w:color w:val="00B0F0"/>
+        </w:rPr>
+        <w:t>说明：简单描述</w:t>
+      </w:r>
+      <w:r>
+        <w:rPr>
+          <w:color w:val="00B0F0"/>
+        </w:rPr>
+        <w:t>Story</w:t>
+      </w:r>
+      <w:r>
+        <w:rPr>
+          <w:rFonts w:hint="eastAsia"/>
+          <w:color w:val="00B0F0"/>
+        </w:rPr>
+        <w:t>对其它功能的约束，以及对某些功能的依赖</w:t>
       </w:r>
     </w:p>
     <w:p>
-      <w:pPr>
-        <w:ind w:left="0"/>
-        <w:rPr>
-          <w:rFonts w:hint="eastAsia"/>
-        </w:rPr>
-      </w:pPr>
-      <w:r>
-        <w:t xml:space="preserve">SDB_LOB_MODE_TRUNCATE </w:t>
-      </w:r>
-      <w:r>
-        <w:t>= 0x00000020</w:t>
+      <w:r>
+        <w:rPr>
+          <w:rFonts w:hint="eastAsia"/>
+        </w:rPr>
+        <w:t>无</w:t>
       </w:r>
     </w:p>
     <w:p>
       <w:pPr>
-        <w:ind w:left="0"/>
-        <w:rPr>
-          <w:rFonts w:hint="eastAsia"/>
-        </w:rPr>
-      </w:pPr>
-      <w:r>
-        <w:rPr>
-          <w:rFonts w:hint="eastAsia"/>
-        </w:rPr>
-        <w:t>truncate</w:t>
-      </w:r>
-      <w:r>
-        <w:rPr>
-          <w:rFonts w:hint="eastAsia"/>
-        </w:rPr>
-        <w:t>模式是排它操作</w:t>
-      </w:r>
-      <w:r>
-        <w:rPr>
-          <w:rFonts w:hint="eastAsia"/>
-        </w:rPr>
-        <w:t>，</w:t>
-      </w:r>
-      <w:r>
-        <w:rPr>
-          <w:rFonts w:hint="eastAsia"/>
-        </w:rPr>
-        <w:t>不能与其它模式并发。</w:t>
+        <w:pStyle w:val="Heading2"/>
+      </w:pPr>
+      <w:r>
+        <w:t xml:space="preserve">Story </w:t>
+      </w:r>
+      <w:r>
+        <w:rPr>
+          <w:rFonts w:hint="eastAsia"/>
+        </w:rPr>
+        <w:t>简单设计</w:t>
       </w:r>
     </w:p>
     <w:p>
       <w:pPr>
         <w:ind w:left="0"/>
-        <w:rPr>
-          <w:rFonts w:hint="eastAsia"/>
-        </w:rPr>
-      </w:pPr>
+      </w:pPr>
+      <w:r>
+        <w:rPr>
+          <w:rFonts w:hint="eastAsia"/>
+        </w:rPr>
+        <w:t>1.</w:t>
+      </w:r>
+      <w:r>
+        <w:rPr>
+          <w:rFonts w:hint="eastAsia"/>
+        </w:rPr>
+        <w:t xml:space="preserve"> </w:t>
+      </w:r>
+      <w:r>
+        <w:rPr>
+          <w:rFonts w:hint="eastAsia"/>
+        </w:rPr>
+        <w:t>增加</w:t>
+      </w:r>
+      <w:r>
+        <w:rPr>
+          <w:rFonts w:hint="eastAsia"/>
+        </w:rPr>
+        <w:t>truncate</w:t>
+      </w:r>
+      <w:r>
+        <w:rPr>
+          <w:rFonts w:hint="eastAsia"/>
+        </w:rPr>
+        <w:t>模式</w:t>
+      </w:r>
     </w:p>
     <w:p>
       <w:pPr>
         <w:ind w:left="0"/>
-        <w:rPr>
-          <w:rFonts w:hint="eastAsia"/>
-        </w:rPr>
-      </w:pPr>
-      <w:r>
-        <w:rPr>
-          <w:rFonts w:hint="eastAsia"/>
-        </w:rPr>
-        <w:t xml:space="preserve">2. </w:t>
-      </w:r>
-      <w:r>
-        <w:rPr>
-          <w:rFonts w:hint="eastAsia"/>
-        </w:rPr>
-        <w:t>增加</w:t>
-      </w:r>
-      <w:r>
-        <w:rPr>
-          <w:rFonts w:hint="eastAsia"/>
-        </w:rPr>
-        <w:t>truncate</w:t>
-      </w:r>
-      <w:r>
-        <w:rPr>
-          <w:rFonts w:hint="eastAsia"/>
-        </w:rPr>
-        <w:t>消息类型</w:t>
-      </w:r>
-      <w:r>
-        <w:rPr>
-          <w:rFonts w:hint="eastAsia"/>
-        </w:rPr>
-        <w:t>。</w:t>
+      </w:pPr>
+      <w:r>
+        <w:t xml:space="preserve">SDB_LOB_MODE_TRUNCATE </w:t>
+      </w:r>
+      <w:r>
+        <w:t>= 0x00000020</w:t>
       </w:r>
     </w:p>
     <w:p>
@@ -715,374 +674,323 @@
         <w:ind w:left="0"/>
       </w:pPr>
       <w:r>
-        <w:t>MSG_BS_LOB_TRUNCATE_REQ</w:t>
-      </w:r>
-      <w:r>
-        <w:rPr>
-          <w:rFonts w:hint="eastAsia"/>
-        </w:rPr>
-        <w:t xml:space="preserve"> = 8008</w:t>
+        <w:rPr>
+          <w:rFonts w:hint="eastAsia"/>
+        </w:rPr>
+        <w:t>truncate</w:t>
+      </w:r>
+      <w:r>
+        <w:rPr>
+          <w:rFonts w:hint="eastAsia"/>
+        </w:rPr>
+        <w:t>模式是排它操作</w:t>
+      </w:r>
+      <w:r>
+        <w:rPr>
+          <w:rFonts w:hint="eastAsia"/>
+        </w:rPr>
+        <w:t>，</w:t>
+      </w:r>
+      <w:r>
+        <w:rPr>
+          <w:rFonts w:hint="eastAsia"/>
+        </w:rPr>
+        <w:t>不能与其它模式并发。</w:t>
       </w:r>
     </w:p>
     <w:p>
       <w:pPr>
         <w:ind w:left="0"/>
-        <w:rPr>
-          <w:rFonts w:hint="eastAsia"/>
-        </w:rPr>
-      </w:pPr>
-      <w:r>
-        <w:rPr>
-          <w:rFonts w:hint="eastAsia"/>
-        </w:rPr>
-        <w:t>在协调节点和</w:t>
-      </w:r>
-      <w:r>
-        <w:rPr>
-          <w:rFonts w:hint="eastAsia"/>
-        </w:rPr>
-        <w:t>standalone</w:t>
-      </w:r>
-      <w:r>
-        <w:rPr>
-          <w:rFonts w:hint="eastAsia"/>
-        </w:rPr>
-        <w:t>节点增加对</w:t>
-      </w:r>
-      <w:r>
-        <w:rPr>
-          <w:rFonts w:hint="eastAsia"/>
-        </w:rPr>
-        <w:t>truncate</w:t>
-      </w:r>
-      <w:r>
-        <w:rPr>
-          <w:rFonts w:hint="eastAsia"/>
-        </w:rPr>
-        <w:t>消息的处理</w:t>
-      </w:r>
+      </w:pPr>
     </w:p>
     <w:p>
       <w:pPr>
         <w:ind w:left="0"/>
-        <w:rPr>
-          <w:rFonts w:hint="eastAsia"/>
-        </w:rPr>
-      </w:pPr>
+      </w:pPr>
+      <w:r>
+        <w:rPr>
+          <w:rFonts w:hint="eastAsia"/>
+        </w:rPr>
+        <w:t xml:space="preserve">2. </w:t>
+      </w:r>
+      <w:r>
+        <w:rPr>
+          <w:rFonts w:hint="eastAsia"/>
+        </w:rPr>
+        <w:t>增加</w:t>
+      </w:r>
+      <w:r>
+        <w:rPr>
+          <w:rFonts w:hint="eastAsia"/>
+        </w:rPr>
+        <w:t>truncate</w:t>
+      </w:r>
+      <w:r>
+        <w:rPr>
+          <w:rFonts w:hint="eastAsia"/>
+        </w:rPr>
+        <w:t>消息类型</w:t>
+      </w:r>
+      <w:r>
+        <w:rPr>
+          <w:rFonts w:hint="eastAsia"/>
+        </w:rPr>
+        <w:t>。</w:t>
+      </w:r>
     </w:p>
     <w:p>
       <w:pPr>
         <w:ind w:left="0"/>
-        <w:rPr>
-          <w:rFonts w:hint="eastAsia"/>
-        </w:rPr>
-      </w:pPr>
-      <w:r>
-        <w:rPr>
-          <w:rFonts w:hint="eastAsia"/>
-        </w:rPr>
-        <w:t>3</w:t>
-      </w:r>
-      <w:r>
-        <w:rPr>
-          <w:rFonts w:hint="eastAsia"/>
-        </w:rPr>
-        <w:t xml:space="preserve">. </w:t>
-      </w:r>
-      <w:r>
-        <w:rPr>
-          <w:rFonts w:hint="eastAsia"/>
-        </w:rPr>
-        <w:t>truncate</w:t>
-      </w:r>
-      <w:r>
-        <w:rPr>
-          <w:rFonts w:hint="eastAsia"/>
-        </w:rPr>
-        <w:t>流程</w:t>
+      </w:pPr>
+      <w:r>
+        <w:t>MSG_BS_LOB_TRUNCATE_REQ</w:t>
+      </w:r>
+      <w:r>
+        <w:rPr>
+          <w:rFonts w:hint="eastAsia"/>
+        </w:rPr>
+        <w:t xml:space="preserve"> = 8008</w:t>
       </w:r>
     </w:p>
     <w:p>
       <w:pPr>
         <w:ind w:left="0"/>
-        <w:rPr>
-          <w:rFonts w:hint="eastAsia"/>
-        </w:rPr>
-      </w:pPr>
-      <w:r>
-        <w:rPr>
-          <w:rFonts w:hint="eastAsia"/>
-        </w:rPr>
-        <w:t>1</w:t>
-      </w:r>
-      <w:r>
-        <w:rPr>
-          <w:rFonts w:hint="eastAsia"/>
-        </w:rPr>
-        <w:t>）</w:t>
-      </w:r>
-      <w:r>
-        <w:rPr>
-          <w:rFonts w:hint="eastAsia"/>
-        </w:rPr>
-        <w:t>打开</w:t>
-      </w:r>
-      <w:r>
-        <w:rPr>
-          <w:rFonts w:hint="eastAsia"/>
-        </w:rPr>
-        <w:t>LOB</w:t>
-      </w:r>
-      <w:r>
-        <w:rPr>
-          <w:rFonts w:hint="eastAsia"/>
-        </w:rPr>
-        <w:t>，</w:t>
-      </w:r>
-      <w:r>
-        <w:rPr>
-          <w:rFonts w:hint="eastAsia"/>
-        </w:rPr>
-        <w:t>从元数据切片获取</w:t>
-      </w:r>
-      <w:r>
-        <w:rPr>
-          <w:rFonts w:hint="eastAsia"/>
-        </w:rPr>
-        <w:t>LOB</w:t>
-      </w:r>
-      <w:r>
-        <w:rPr>
-          <w:rFonts w:hint="eastAsia"/>
-        </w:rPr>
-        <w:t>对象的元数据；</w:t>
+      </w:pPr>
+      <w:r>
+        <w:rPr>
+          <w:rFonts w:hint="eastAsia"/>
+        </w:rPr>
+        <w:t>在协调节点和</w:t>
+      </w:r>
+      <w:r>
+        <w:rPr>
+          <w:rFonts w:hint="eastAsia"/>
+        </w:rPr>
+        <w:t>standalone</w:t>
+      </w:r>
+      <w:r>
+        <w:rPr>
+          <w:rFonts w:hint="eastAsia"/>
+        </w:rPr>
+        <w:t>节点增加对</w:t>
+      </w:r>
+      <w:r>
+        <w:rPr>
+          <w:rFonts w:hint="eastAsia"/>
+        </w:rPr>
+        <w:t>truncate</w:t>
+      </w:r>
+      <w:r>
+        <w:rPr>
+          <w:rFonts w:hint="eastAsia"/>
+        </w:rPr>
+        <w:t>消息的处理</w:t>
       </w:r>
     </w:p>
     <w:p>
       <w:pPr>
         <w:ind w:left="0"/>
-        <w:rPr>
-          <w:rFonts w:hint="eastAsia"/>
-        </w:rPr>
-      </w:pPr>
-      <w:r>
-        <w:rPr>
-          <w:rFonts w:hint="eastAsia"/>
-        </w:rPr>
-        <w:t>2</w:t>
-      </w:r>
-      <w:r>
-        <w:rPr>
-          <w:rFonts w:hint="eastAsia"/>
-        </w:rPr>
-        <w:t>）</w:t>
-      </w:r>
-      <w:r>
-        <w:rPr>
-          <w:rFonts w:hint="eastAsia"/>
-        </w:rPr>
-        <w:t>从</w:t>
-      </w:r>
-      <w:r>
-        <w:rPr>
-          <w:rFonts w:hint="eastAsia"/>
-        </w:rPr>
-        <w:t>LOB</w:t>
-      </w:r>
-      <w:r>
-        <w:rPr>
-          <w:rFonts w:hint="eastAsia"/>
-        </w:rPr>
-        <w:t>尾部向前删除</w:t>
-      </w:r>
-      <w:r>
-        <w:rPr>
-          <w:rFonts w:hint="eastAsia"/>
-        </w:rPr>
-        <w:t>超出</w:t>
-      </w:r>
-      <w:r>
-        <w:rPr>
-          <w:rFonts w:hint="eastAsia"/>
-        </w:rPr>
-        <w:t>length</w:t>
-      </w:r>
-      <w:r>
-        <w:rPr>
-          <w:rFonts w:hint="eastAsia"/>
-        </w:rPr>
-        <w:t>部分的</w:t>
-      </w:r>
-      <w:r>
-        <w:rPr>
-          <w:rFonts w:hint="eastAsia"/>
-        </w:rPr>
-        <w:t>LOB</w:t>
-      </w:r>
-      <w:r>
-        <w:rPr>
-          <w:rFonts w:hint="eastAsia"/>
-        </w:rPr>
-        <w:t>数据切片</w:t>
-      </w:r>
-      <w:r>
-        <w:rPr>
-          <w:rFonts w:hint="eastAsia"/>
-        </w:rPr>
-        <w:t>，</w:t>
-      </w:r>
-      <w:r>
-        <w:rPr>
-          <w:rFonts w:hint="eastAsia"/>
-        </w:rPr>
-        <w:t>如果存在切片信息则</w:t>
-      </w:r>
-      <w:r>
-        <w:rPr>
-          <w:rFonts w:hint="eastAsia"/>
-        </w:rPr>
-        <w:t>从其中</w:t>
-      </w:r>
-      <w:r>
-        <w:rPr>
-          <w:rFonts w:hint="eastAsia"/>
-        </w:rPr>
-        <w:t>删除</w:t>
-      </w:r>
-      <w:r>
-        <w:rPr>
-          <w:rFonts w:hint="eastAsia"/>
-        </w:rPr>
-        <w:lastRenderedPageBreak/>
-        <w:t>相应</w:t>
-      </w:r>
-      <w:r>
-        <w:rPr>
-          <w:rFonts w:hint="eastAsia"/>
-        </w:rPr>
-        <w:t>切片</w:t>
-      </w:r>
-      <w:r>
-        <w:rPr>
-          <w:rFonts w:hint="eastAsia"/>
-        </w:rPr>
-        <w:t>；</w:t>
-      </w:r>
+      </w:pPr>
     </w:p>
     <w:p>
       <w:pPr>
         <w:ind w:left="0"/>
-        <w:rPr>
-          <w:rFonts w:hint="eastAsia"/>
-        </w:rPr>
-      </w:pPr>
-      <w:r>
-        <w:rPr>
-          <w:rFonts w:hint="eastAsia"/>
-        </w:rPr>
+      </w:pPr>
+      <w:r>
+        <w:rPr>
+          <w:rFonts w:hint="eastAsia"/>
+        </w:rPr>
+        <w:lastRenderedPageBreak/>
         <w:t>3</w:t>
       </w:r>
       <w:r>
         <w:rPr>
           <w:rFonts w:hint="eastAsia"/>
         </w:rPr>
-        <w:t>）</w:t>
-      </w:r>
-      <w:r>
-        <w:rPr>
-          <w:rFonts w:hint="eastAsia"/>
-        </w:rPr>
-        <w:t>向元数据切片</w:t>
-      </w:r>
-      <w:r>
-        <w:rPr>
-          <w:rFonts w:hint="eastAsia"/>
-        </w:rPr>
-        <w:t>更新</w:t>
-      </w:r>
-      <w:r>
-        <w:rPr>
-          <w:rFonts w:hint="eastAsia"/>
-        </w:rPr>
-        <w:t>LOB</w:t>
-      </w:r>
-      <w:r>
-        <w:rPr>
-          <w:rFonts w:hint="eastAsia"/>
-        </w:rPr>
-        <w:t>对象的</w:t>
-      </w:r>
-      <w:r>
-        <w:rPr>
-          <w:rFonts w:hint="eastAsia"/>
-        </w:rPr>
-        <w:t>元数据（</w:t>
-      </w:r>
-      <w:r>
-        <w:rPr>
-          <w:rFonts w:hint="eastAsia"/>
-        </w:rPr>
-        <w:t>长度和切片信息</w:t>
-      </w:r>
-      <w:r>
-        <w:rPr>
-          <w:rFonts w:hint="eastAsia"/>
-        </w:rPr>
-        <w:t>）</w:t>
-      </w:r>
-      <w:r>
-        <w:rPr>
-          <w:rFonts w:hint="eastAsia"/>
-        </w:rPr>
-        <w:t>。</w:t>
+        <w:t xml:space="preserve">. </w:t>
+      </w:r>
+      <w:r>
+        <w:rPr>
+          <w:rFonts w:hint="eastAsia"/>
+        </w:rPr>
+        <w:t>truncate</w:t>
+      </w:r>
+      <w:r>
+        <w:rPr>
+          <w:rFonts w:hint="eastAsia"/>
+        </w:rPr>
+        <w:t>流程</w:t>
       </w:r>
     </w:p>
     <w:p>
       <w:pPr>
         <w:ind w:left="0"/>
-        <w:rPr>
-          <w:rFonts w:hint="eastAsia"/>
-        </w:rPr>
-      </w:pPr>
+      </w:pPr>
+      <w:r>
+        <w:rPr>
+          <w:rFonts w:hint="eastAsia"/>
+        </w:rPr>
+        <w:t>1</w:t>
+      </w:r>
+      <w:r>
+        <w:rPr>
+          <w:rFonts w:hint="eastAsia"/>
+        </w:rPr>
+        <w:t>）</w:t>
+      </w:r>
+      <w:r>
+        <w:rPr>
+          <w:rFonts w:hint="eastAsia"/>
+        </w:rPr>
+        <w:t>打开</w:t>
+      </w:r>
+      <w:r>
+        <w:rPr>
+          <w:rFonts w:hint="eastAsia"/>
+        </w:rPr>
+        <w:t>LOB</w:t>
+      </w:r>
+      <w:r>
+        <w:rPr>
+          <w:rFonts w:hint="eastAsia"/>
+        </w:rPr>
+        <w:t>，</w:t>
+      </w:r>
+      <w:r>
+        <w:rPr>
+          <w:rFonts w:hint="eastAsia"/>
+        </w:rPr>
+        <w:t>从元数据切片获取</w:t>
+      </w:r>
+      <w:r>
+        <w:rPr>
+          <w:rFonts w:hint="eastAsia"/>
+        </w:rPr>
+        <w:t>LOB</w:t>
+      </w:r>
+      <w:r>
+        <w:rPr>
+          <w:rFonts w:hint="eastAsia"/>
+        </w:rPr>
+        <w:t>对象的元数据；</w:t>
+      </w:r>
     </w:p>
     <w:p>
       <w:pPr>
         <w:ind w:left="0"/>
-        <w:rPr>
-          <w:rFonts w:hint="eastAsia"/>
-        </w:rPr>
-      </w:pPr>
-      <w:r>
-        <w:rPr>
-          <w:rFonts w:hint="eastAsia"/>
-        </w:rPr>
-        <w:t>4</w:t>
-      </w:r>
-      <w:r>
-        <w:rPr>
-          <w:rFonts w:hint="eastAsia"/>
-        </w:rPr>
-        <w:t xml:space="preserve">. </w:t>
-      </w:r>
-      <w:r>
-        <w:rPr>
-          <w:rFonts w:hint="eastAsia"/>
-        </w:rPr>
-        <w:t>异常</w:t>
+      </w:pPr>
+      <w:r>
+        <w:rPr>
+          <w:rFonts w:hint="eastAsia"/>
+        </w:rPr>
+        <w:t>2</w:t>
+      </w:r>
+      <w:r>
+        <w:rPr>
+          <w:rFonts w:hint="eastAsia"/>
+        </w:rPr>
+        <w:t>）</w:t>
+      </w:r>
+      <w:r>
+        <w:rPr>
+          <w:rFonts w:hint="eastAsia"/>
+        </w:rPr>
+        <w:t>从</w:t>
+      </w:r>
+      <w:r>
+        <w:rPr>
+          <w:rFonts w:hint="eastAsia"/>
+        </w:rPr>
+        <w:t>LOB</w:t>
+      </w:r>
+      <w:r>
+        <w:rPr>
+          <w:rFonts w:hint="eastAsia"/>
+        </w:rPr>
+        <w:t>尾部向前删除</w:t>
+      </w:r>
+      <w:r>
+        <w:rPr>
+          <w:rFonts w:hint="eastAsia"/>
+        </w:rPr>
+        <w:t>超出</w:t>
+      </w:r>
+      <w:r>
+        <w:rPr>
+          <w:rFonts w:hint="eastAsia"/>
+        </w:rPr>
+        <w:t>length</w:t>
+      </w:r>
+      <w:r>
+        <w:rPr>
+          <w:rFonts w:hint="eastAsia"/>
+        </w:rPr>
+        <w:t>部分的</w:t>
+      </w:r>
+      <w:r>
+        <w:rPr>
+          <w:rFonts w:hint="eastAsia"/>
+        </w:rPr>
+        <w:t>LOB</w:t>
+      </w:r>
+      <w:r>
+        <w:rPr>
+          <w:rFonts w:hint="eastAsia"/>
+        </w:rPr>
+        <w:t>数据切片</w:t>
+      </w:r>
+      <w:r>
+        <w:rPr>
+          <w:rFonts w:hint="eastAsia"/>
+        </w:rPr>
+        <w:t>，</w:t>
+      </w:r>
+      <w:r>
+        <w:rPr>
+          <w:rFonts w:hint="eastAsia"/>
+        </w:rPr>
+        <w:t>如果存在切片信息则</w:t>
+      </w:r>
+      <w:r>
+        <w:rPr>
+          <w:rFonts w:hint="eastAsia"/>
+        </w:rPr>
+        <w:t>从其中</w:t>
+      </w:r>
+      <w:r>
+        <w:rPr>
+          <w:rFonts w:hint="eastAsia"/>
+        </w:rPr>
+        <w:t>删除</w:t>
+      </w:r>
+      <w:r>
+        <w:rPr>
+          <w:rFonts w:hint="eastAsia"/>
+        </w:rPr>
+        <w:t>相应</w:t>
+      </w:r>
+      <w:r>
+        <w:rPr>
+          <w:rFonts w:hint="eastAsia"/>
+        </w:rPr>
+        <w:t>切片</w:t>
+      </w:r>
+      <w:r>
+        <w:rPr>
+          <w:rFonts w:hint="eastAsia"/>
+        </w:rPr>
+        <w:t>；</w:t>
       </w:r>
     </w:p>
     <w:p>
       <w:pPr>
         <w:ind w:left="0"/>
-        <w:rPr>
-          <w:rFonts w:hint="eastAsia"/>
-        </w:rPr>
-      </w:pPr>
-      <w:r>
-        <w:rPr>
-          <w:rFonts w:hint="eastAsia"/>
-        </w:rPr>
-        <w:t>1</w:t>
+      </w:pPr>
+      <w:r>
+        <w:rPr>
+          <w:rFonts w:hint="eastAsia"/>
+        </w:rPr>
+        <w:t>3</w:t>
       </w:r>
       <w:r>
         <w:rPr>
@@ -1094,7 +1002,13 @@
         <w:rPr>
           <w:rFonts w:hint="eastAsia"/>
         </w:rPr>
-        <w:t>部分</w:t>
+        <w:t>向元数据切片</w:t>
+      </w:r>
+      <w:r>
+        <w:rPr>
+          <w:rFonts w:hint="eastAsia"/>
+        </w:rPr>
+        <w:t>更新</w:t>
       </w:r>
       <w:r>
         <w:rPr>
@@ -1106,15 +1020,99 @@
         <w:rPr>
           <w:rFonts w:hint="eastAsia"/>
         </w:rPr>
-        <w:t>数据切片删除失败；</w:t>
+        <w:t>对象的</w:t>
+      </w:r>
+      <w:r>
+        <w:rPr>
+          <w:rFonts w:hint="eastAsia"/>
+        </w:rPr>
+        <w:t>元数据（</w:t>
+      </w:r>
+      <w:r>
+        <w:rPr>
+          <w:rFonts w:hint="eastAsia"/>
+        </w:rPr>
+        <w:t>长度和切片信息</w:t>
+      </w:r>
+      <w:r>
+        <w:rPr>
+          <w:rFonts w:hint="eastAsia"/>
+        </w:rPr>
+        <w:t>）</w:t>
+      </w:r>
+      <w:r>
+        <w:rPr>
+          <w:rFonts w:hint="eastAsia"/>
+        </w:rPr>
+        <w:t>。</w:t>
       </w:r>
     </w:p>
     <w:p>
       <w:pPr>
         <w:ind w:left="0"/>
-        <w:rPr>
-          <w:rFonts w:hint="eastAsia"/>
-        </w:rPr>
+      </w:pPr>
+    </w:p>
+    <w:p>
+      <w:pPr>
+        <w:ind w:left="0"/>
+      </w:pPr>
+      <w:r>
+        <w:rPr>
+          <w:rFonts w:hint="eastAsia"/>
+        </w:rPr>
+        <w:t>4</w:t>
+      </w:r>
+      <w:r>
+        <w:rPr>
+          <w:rFonts w:hint="eastAsia"/>
+        </w:rPr>
+        <w:t xml:space="preserve">. </w:t>
+      </w:r>
+      <w:r>
+        <w:rPr>
+          <w:rFonts w:hint="eastAsia"/>
+        </w:rPr>
+        <w:t>异常</w:t>
+      </w:r>
+    </w:p>
+    <w:p>
+      <w:pPr>
+        <w:ind w:left="0"/>
+      </w:pPr>
+      <w:r>
+        <w:rPr>
+          <w:rFonts w:hint="eastAsia"/>
+        </w:rPr>
+        <w:t>1</w:t>
+      </w:r>
+      <w:r>
+        <w:rPr>
+          <w:rFonts w:hint="eastAsia"/>
+        </w:rPr>
+        <w:t>）</w:t>
+      </w:r>
+      <w:r>
+        <w:rPr>
+          <w:rFonts w:hint="eastAsia"/>
+        </w:rPr>
+        <w:t>部分</w:t>
+      </w:r>
+      <w:r>
+        <w:rPr>
+          <w:rFonts w:hint="eastAsia"/>
+        </w:rPr>
+        <w:t>LOB</w:t>
+      </w:r>
+      <w:r>
+        <w:rPr>
+          <w:rFonts w:hint="eastAsia"/>
+        </w:rPr>
+        <w:t>数据切片删除失败；</w:t>
+      </w:r>
+    </w:p>
+    <w:p>
+      <w:pPr>
+        <w:ind w:left="0"/>
       </w:pPr>
       <w:r>
         <w:rPr>
@@ -2289,7 +2287,7 @@
             <w:pPr>
               <w:ind w:left="0"/>
               <w:rPr>
-                <w:rFonts w:eastAsiaTheme="minorEastAsia" w:hint="eastAsia"/>
+                <w:rFonts w:eastAsiaTheme="minorEastAsia"/>
                 <w:szCs w:val="21"/>
               </w:rPr>
             </w:pPr>
@@ -2326,6 +2324,50 @@
             <w:pPr>
               <w:ind w:left="0"/>
               <w:rPr>
+                <w:rFonts w:eastAsiaTheme="minorEastAsia" w:hint="eastAsia"/>
+                <w:szCs w:val="21"/>
+              </w:rPr>
+            </w:pPr>
+            <w:r>
+              <w:rPr>
+                <w:rFonts w:eastAsiaTheme="minorEastAsia" w:hint="eastAsia"/>
+                <w:szCs w:val="21"/>
+              </w:rPr>
+              <w:t>4</w:t>
+            </w:r>
+            <w:r>
+              <w:rPr>
+                <w:rFonts w:eastAsiaTheme="minorEastAsia" w:hint="eastAsia"/>
+                <w:szCs w:val="21"/>
+              </w:rPr>
+              <w:t>、</w:t>
+            </w:r>
+            <w:r>
+              <w:rPr>
+                <w:rFonts w:eastAsiaTheme="minorEastAsia" w:hint="eastAsia"/>
+                <w:szCs w:val="21"/>
+              </w:rPr>
+              <w:t>truncate LOB</w:t>
+            </w:r>
+            <w:r>
+              <w:rPr>
+                <w:rFonts w:eastAsiaTheme="minorEastAsia" w:hint="eastAsia"/>
+                <w:szCs w:val="21"/>
+              </w:rPr>
+              <w:t>对象</w:t>
+            </w:r>
+            <w:r>
+              <w:rPr>
+                <w:rFonts w:eastAsiaTheme="minorEastAsia" w:hint="eastAsia"/>
+                <w:szCs w:val="21"/>
+              </w:rPr>
+              <w:t>。</w:t>
+            </w:r>
+          </w:p>
+          <w:p>
+            <w:pPr>
+              <w:ind w:left="0"/>
+              <w:rPr>
                 <w:rFonts w:eastAsiaTheme="minorEastAsia"/>
                 <w:szCs w:val="21"/>
               </w:rPr>
@@ -2335,28 +2377,35 @@
                 <w:rFonts w:eastAsiaTheme="minorEastAsia" w:hint="eastAsia"/>
                 <w:szCs w:val="21"/>
               </w:rPr>
-              <w:t>4</w:t>
+              <w:t>需要考虑</w:t>
             </w:r>
             <w:r>
               <w:rPr>
                 <w:rFonts w:eastAsiaTheme="minorEastAsia" w:hint="eastAsia"/>
                 <w:szCs w:val="21"/>
               </w:rPr>
-              <w:t>、</w:t>
+              <w:t>truncate</w:t>
             </w:r>
             <w:r>
               <w:rPr>
                 <w:rFonts w:eastAsiaTheme="minorEastAsia" w:hint="eastAsia"/>
                 <w:szCs w:val="21"/>
               </w:rPr>
-              <w:t>truncate LOB</w:t>
+              <w:t>长度在数据切片内的</w:t>
             </w:r>
             <w:r>
               <w:rPr>
                 <w:rFonts w:eastAsiaTheme="minorEastAsia" w:hint="eastAsia"/>
                 <w:szCs w:val="21"/>
               </w:rPr>
-              <w:t>对象</w:t>
+              <w:t>不同</w:t>
+            </w:r>
+            <w:r>
+              <w:rPr>
+                <w:rFonts w:eastAsiaTheme="minorEastAsia" w:hint="eastAsia"/>
+                <w:szCs w:val="21"/>
+              </w:rPr>
+              <w:t>位置</w:t>
             </w:r>
             <w:r>
               <w:rPr>
@@ -2413,170 +2462,6 @@
               </w:rPr>
               <w:t>到指定长度。</w:t>
             </w:r>
-          </w:p>
-        </w:tc>
-      </w:tr>
-      <w:tr>
-        <w:tc>
-          <w:tcPr>
-            <w:tcW w:w="959" w:type="dxa"/>
-            <w:tcBorders>
-              <w:top w:val="single" w:sz="4" w:space="0" w:color="000000" w:themeColor="text1"/>
-              <w:left w:val="single" w:sz="4" w:space="0" w:color="000000" w:themeColor="text1"/>
-              <w:bottom w:val="single" w:sz="4" w:space="0" w:color="000000" w:themeColor="text1"/>
-              <w:right w:val="single" w:sz="4" w:space="0" w:color="000000" w:themeColor="text1"/>
-            </w:tcBorders>
-          </w:tcPr>
-          <w:p>
-            <w:pPr>
-              <w:ind w:left="0"/>
-              <w:rPr>
-                <w:rFonts w:eastAsiaTheme="minorEastAsia"/>
-                <w:szCs w:val="21"/>
-              </w:rPr>
-            </w:pPr>
-          </w:p>
-        </w:tc>
-        <w:tc>
-          <w:tcPr>
-            <w:tcW w:w="2126" w:type="dxa"/>
-            <w:tcBorders>
-              <w:top w:val="single" w:sz="4" w:space="0" w:color="000000" w:themeColor="text1"/>
-              <w:left w:val="single" w:sz="4" w:space="0" w:color="000000" w:themeColor="text1"/>
-              <w:bottom w:val="single" w:sz="4" w:space="0" w:color="000000" w:themeColor="text1"/>
-              <w:right w:val="single" w:sz="4" w:space="0" w:color="000000" w:themeColor="text1"/>
-            </w:tcBorders>
-          </w:tcPr>
-          <w:p>
-            <w:pPr>
-              <w:pStyle w:val="HTMLPreformatted"/>
-              <w:rPr>
-                <w:rFonts w:eastAsiaTheme="minorEastAsia"/>
-                <w:sz w:val="21"/>
-                <w:szCs w:val="21"/>
-              </w:rPr>
-            </w:pPr>
-          </w:p>
-        </w:tc>
-        <w:tc>
-          <w:tcPr>
-            <w:tcW w:w="3260" w:type="dxa"/>
-            <w:tcBorders>
-              <w:top w:val="single" w:sz="4" w:space="0" w:color="000000" w:themeColor="text1"/>
-              <w:left w:val="single" w:sz="4" w:space="0" w:color="000000" w:themeColor="text1"/>
-              <w:bottom w:val="single" w:sz="4" w:space="0" w:color="000000" w:themeColor="text1"/>
-              <w:right w:val="single" w:sz="4" w:space="0" w:color="000000" w:themeColor="text1"/>
-            </w:tcBorders>
-          </w:tcPr>
-          <w:p>
-            <w:pPr>
-              <w:ind w:left="0"/>
-              <w:rPr>
-                <w:rFonts w:eastAsiaTheme="minorEastAsia"/>
-                <w:szCs w:val="21"/>
-              </w:rPr>
-            </w:pPr>
-          </w:p>
-        </w:tc>
-        <w:tc>
-          <w:tcPr>
-            <w:tcW w:w="2589" w:type="dxa"/>
-            <w:tcBorders>
-              <w:top w:val="single" w:sz="4" w:space="0" w:color="000000" w:themeColor="text1"/>
-              <w:left w:val="single" w:sz="4" w:space="0" w:color="000000" w:themeColor="text1"/>
-              <w:bottom w:val="single" w:sz="4" w:space="0" w:color="000000" w:themeColor="text1"/>
-              <w:right w:val="single" w:sz="4" w:space="0" w:color="000000" w:themeColor="text1"/>
-            </w:tcBorders>
-          </w:tcPr>
-          <w:p>
-            <w:pPr>
-              <w:ind w:left="0"/>
-              <w:rPr>
-                <w:rFonts w:eastAsiaTheme="minorEastAsia"/>
-                <w:szCs w:val="21"/>
-              </w:rPr>
-            </w:pPr>
-          </w:p>
-        </w:tc>
-      </w:tr>
-      <w:tr>
-        <w:tc>
-          <w:tcPr>
-            <w:tcW w:w="959" w:type="dxa"/>
-            <w:tcBorders>
-              <w:top w:val="single" w:sz="4" w:space="0" w:color="000000" w:themeColor="text1"/>
-              <w:left w:val="single" w:sz="4" w:space="0" w:color="000000" w:themeColor="text1"/>
-              <w:bottom w:val="single" w:sz="4" w:space="0" w:color="000000" w:themeColor="text1"/>
-              <w:right w:val="single" w:sz="4" w:space="0" w:color="000000" w:themeColor="text1"/>
-            </w:tcBorders>
-          </w:tcPr>
-          <w:p>
-            <w:pPr>
-              <w:ind w:left="0"/>
-              <w:rPr>
-                <w:rFonts w:eastAsiaTheme="minorEastAsia"/>
-                <w:szCs w:val="21"/>
-              </w:rPr>
-            </w:pPr>
-          </w:p>
-        </w:tc>
-        <w:tc>
-          <w:tcPr>
-            <w:tcW w:w="2126" w:type="dxa"/>
-            <w:tcBorders>
-              <w:top w:val="single" w:sz="4" w:space="0" w:color="000000" w:themeColor="text1"/>
-              <w:left w:val="single" w:sz="4" w:space="0" w:color="000000" w:themeColor="text1"/>
-              <w:bottom w:val="single" w:sz="4" w:space="0" w:color="000000" w:themeColor="text1"/>
-              <w:right w:val="single" w:sz="4" w:space="0" w:color="000000" w:themeColor="text1"/>
-            </w:tcBorders>
-          </w:tcPr>
-          <w:p>
-            <w:pPr>
-              <w:pStyle w:val="HTMLPreformatted"/>
-              <w:rPr>
-                <w:rFonts w:eastAsiaTheme="minorEastAsia"/>
-                <w:sz w:val="21"/>
-                <w:szCs w:val="21"/>
-              </w:rPr>
-            </w:pPr>
-          </w:p>
-        </w:tc>
-        <w:tc>
-          <w:tcPr>
-            <w:tcW w:w="3260" w:type="dxa"/>
-            <w:tcBorders>
-              <w:top w:val="single" w:sz="4" w:space="0" w:color="000000" w:themeColor="text1"/>
-              <w:left w:val="single" w:sz="4" w:space="0" w:color="000000" w:themeColor="text1"/>
-              <w:bottom w:val="single" w:sz="4" w:space="0" w:color="000000" w:themeColor="text1"/>
-              <w:right w:val="single" w:sz="4" w:space="0" w:color="000000" w:themeColor="text1"/>
-            </w:tcBorders>
-          </w:tcPr>
-          <w:p>
-            <w:pPr>
-              <w:ind w:left="0"/>
-              <w:rPr>
-                <w:szCs w:val="21"/>
-              </w:rPr>
-            </w:pPr>
-          </w:p>
-        </w:tc>
-        <w:tc>
-          <w:tcPr>
-            <w:tcW w:w="2589" w:type="dxa"/>
-            <w:tcBorders>
-              <w:top w:val="single" w:sz="4" w:space="0" w:color="000000" w:themeColor="text1"/>
-              <w:left w:val="single" w:sz="4" w:space="0" w:color="000000" w:themeColor="text1"/>
-              <w:bottom w:val="single" w:sz="4" w:space="0" w:color="000000" w:themeColor="text1"/>
-              <w:right w:val="single" w:sz="4" w:space="0" w:color="000000" w:themeColor="text1"/>
-            </w:tcBorders>
-          </w:tcPr>
-          <w:p>
-            <w:pPr>
-              <w:ind w:left="0"/>
-              <w:rPr>
-                <w:szCs w:val="21"/>
-              </w:rPr>
-            </w:pPr>
           </w:p>
         </w:tc>
       </w:tr>
@@ -7571,6 +7456,17 @@
       <w:u w:val="single"/>
     </w:rPr>
   </w:style>
+  <w:style w:type="character" w:styleId="Emphasis">
+    <w:name w:val="Emphasis"/>
+    <w:basedOn w:val="DefaultParagraphFont"/>
+    <w:uiPriority w:val="20"/>
+    <w:qFormat/>
+    <w:rsid w:val="004B6905"/>
+    <w:rPr>
+      <w:i/>
+      <w:iCs/>
+    </w:rPr>
+  </w:style>
 </w:styles>
 </file>
 
